--- a/docs/Тимошенко ЕМ - Ответ на рецензию ЛР2.docx
+++ b/docs/Тимошенко ЕМ - Ответ на рецензию ЛР2.docx
@@ -16,6 +16,8 @@
         </w:rPr>
         <w:t>ОТВЕТ НА РЕЦЕНЗИЮ</w:t>
       </w:r>
+      <w:bookmarkStart w:id="0" w:name="_GoBack"/>
+      <w:bookmarkEnd w:id="0"/>
     </w:p>
     <w:p>
       <w:pPr>
@@ -113,15 +115,7 @@
         <w:rPr>
           <w:bCs/>
         </w:rPr>
-        <w:t>заме</w:t>
-      </w:r>
-      <w:bookmarkStart w:id="0" w:name="_GoBack"/>
-      <w:bookmarkEnd w:id="0"/>
-      <w:r>
-        <w:rPr>
-          <w:bCs/>
-        </w:rPr>
-        <w:t>чаний</w:t>
+        <w:t>замечаний</w:t>
       </w:r>
       <w:proofErr w:type="spellEnd"/>
     </w:p>
@@ -13172,7 +13166,7 @@
 </file>
 
 <file path=customXml/itemProps1.xml><?xml version="1.0" encoding="utf-8"?>
-<ds:datastoreItem xmlns:ds="http://schemas.openxmlformats.org/officeDocument/2006/customXml" ds:itemID="{155AE868-183C-4687-AC0F-027ECB2C9B29}">
+<ds:datastoreItem xmlns:ds="http://schemas.openxmlformats.org/officeDocument/2006/customXml" ds:itemID="{2D5CEADE-2D15-4996-82FF-B92574D1122E}">
   <ds:schemaRefs>
     <ds:schemaRef ds:uri="http://schemas.openxmlformats.org/officeDocument/2006/bibliography"/>
   </ds:schemaRefs>
